--- a/word_reports/LP_0191_위치_234_John Paul Young_Love Is i.docx
+++ b/word_reports/LP_0191_위치_234_John Paul Young_Love Is i.docx
@@ -4,7 +4,7 @@
   <w:body>
     <w:p>
       <w:pPr>
-        <w:spacing w:after="280"/>
+        <w:spacing w:after="80"/>
       </w:pPr>
       <w:r>
         <w:rPr w:rFonts="맑은 고딕">
@@ -13,94 +13,47 @@
           <w:color w:val="1E3A8A"/>
           <w:sz w:val="30"/>
         </w:rPr>
-        <w:t>[234] John Paul Young - Love Is in the Air</w:t>
+        <w:t>John Paul Young (존 폴 영) - Love Is in the Air</w:t>
       </w:r>
     </w:p>
     <w:p>
       <w:pPr>
-        <w:spacing w:after="320"/>
+        <w:spacing w:after="240"/>
       </w:pPr>
       <w:r>
         <w:rPr w:rFonts="맑은 고딕">
           <w:rFonts w:ascii="맑은 고딕" w:hAnsi="맑은 고딕" w:eastAsia="맑은 고딕"/>
           <w:b/>
-          <w:sz w:val="20"/>
+          <w:color w:val="4B5563"/>
+          <w:sz w:val="22"/>
         </w:rPr>
-        <w:t>■ 위치 : 234</w:t>
-        <w:br/>
-      </w:r>
-      <w:r>
-        <w:rPr w:rFonts="맑은 고딕">
-          <w:rFonts w:ascii="맑은 고딕" w:hAnsi="맑은 고딕" w:eastAsia="맑은 고딕"/>
-          <w:b/>
-          <w:sz w:val="20"/>
-        </w:rPr>
-        <w:t>■ 아티스트 : John Paul Young</w:t>
-        <w:br/>
-      </w:r>
-      <w:r>
-        <w:rPr w:rFonts="맑은 고딕">
-          <w:rFonts w:ascii="맑은 고딕" w:hAnsi="맑은 고딕" w:eastAsia="맑은 고딕"/>
-          <w:b/>
-          <w:sz w:val="20"/>
-        </w:rPr>
-        <w:t>■ 앨범명 : Love Is in the Air</w:t>
-        <w:br/>
-      </w:r>
-      <w:r>
-        <w:rPr w:rFonts="맑은 고딕">
-          <w:rFonts w:ascii="맑은 고딕" w:hAnsi="맑은 고딕" w:eastAsia="맑은 고딕"/>
-          <w:b w:val="0"/>
-          <w:sz w:val="20"/>
-        </w:rPr>
-        <w:t>■ 음반 레이블 : Albert Productions (국제판: Ariola / Scotti Bros. Records)</w:t>
-        <w:br/>
-      </w:r>
-      <w:r>
-        <w:rPr w:rFonts="맑은 고딕">
-          <w:rFonts w:ascii="맑은 고딕" w:hAnsi="맑은 고딕" w:eastAsia="맑은 고딕"/>
-          <w:b w:val="0"/>
-          <w:sz w:val="20"/>
-        </w:rPr>
-        <w:t>■ 발매년도 : 1978</w:t>
-        <w:br/>
-      </w:r>
-      <w:r>
-        <w:rPr w:rFonts="맑은 고딕">
-          <w:rFonts w:ascii="맑은 고딕" w:hAnsi="맑은 고딕" w:eastAsia="맑은 고딕"/>
-          <w:b w:val="0"/>
-          <w:sz w:val="20"/>
-        </w:rPr>
-        <w:t>■ 장르 : 디스코, 팝 록 (Disco, Pop Rock)</w:t>
-        <w:br/>
-      </w:r>
-      <w:r>
-        <w:rPr w:rFonts="맑은 고딕">
-          <w:rFonts w:ascii="맑은 고딕" w:hAnsi="맑은 고딕" w:eastAsia="맑은 고딕"/>
-          <w:b w:val="0"/>
-          <w:sz w:val="20"/>
-        </w:rPr>
-        <w:t>■ 주요 수록곡 : 1. Love Is in the Air</w:t>
-        <w:br/>
+        <w:t>위치 :  234</w:t>
       </w:r>
     </w:p>
     <w:p>
       <w:pPr>
-        <w:spacing w:after="160"/>
+        <w:spacing w:line="324" w:lineRule="auto" w:before="80" w:after="160"/>
       </w:pPr>
       <w:r>
         <w:rPr w:rFonts="맑은 고딕">
           <w:rFonts w:ascii="맑은 고딕" w:hAnsi="맑은 고딕" w:eastAsia="맑은 고딕"/>
           <w:b/>
           <w:color w:val="1F2937"/>
-          <w:sz w:val="24"/>
+          <w:sz w:val="22"/>
         </w:rPr>
-        <w:t>■ 음반 해설 및 감상 가이드</w:t>
+        <w:t xml:space="preserve">[음반 소개] </w:t>
+      </w:r>
+      <w:r>
+        <w:rPr w:rFonts="맑은 고딕">
+          <w:rFonts w:ascii="맑은 고딕" w:hAnsi="맑은 고딕" w:eastAsia="맑은 고딕"/>
+          <w:b w:val="0"/>
+          <w:sz w:val="21"/>
+        </w:rPr>
       </w:r>
     </w:p>
     <w:p>
       <w:pPr>
-        <w:spacing w:line="312" w:lineRule="auto" w:after="120"/>
+        <w:spacing w:line="324" w:lineRule="auto" w:after="120"/>
       </w:pPr>
       <w:r>
         <w:rPr w:rFonts="맑은 고딕">
@@ -108,51 +61,516 @@
           <w:b w:val="0"/>
           <w:sz w:val="21"/>
         </w:rPr>
-        <w:t>1978년에 발매된 존 폴 영(John Paul Young)의 명반 《Love Is in the Air》는 1970년대 후반 전 세계를 매료시켰던 디스코와 팝 록의 정수를 담아낸 작품입니다. 오스트레일리아 출신의 싱어 존 폴 영은 이 앨범을 통해 세계적인 팝 스타의 반열에 올랐으며, 명 프로듀싱 콤비인 해리 반다(Harry Vanda)와 조지 영(George Young)의 세련된 프로덕션이 더해져 시대의 낭만을 상징하는 대작으로 탄생했습니다.</w:t>
+        <w:t>1970년대 후반의 찬란한 노을빛을 품은 팝과 디스코의 황금기, 존 폴 영의 [Love Is in the Air]는 세대를 초월하여 사랑의 설렘을 영원히 박제해 둔 기념비적인 걸작입니다. 호주 팝 음악의 거장 프로듀서 콤비인 해리 반다와 조지 영의 유려한 조율 아래 탄생한 이 음반은 경쾌한 리듬 속에서도 결코 가볍지 않은 깊은 낭만과 온기를 뿜어냅니다. LP의 소리골을 타고 흐르는 풍성한 오케스트레이션과 청량하면서도 애수 어린 보컬은 지나간 청춘의 가장 아름다웠던 한 페이지를 눈앞에 아지랑이처럼 피워 올립니다. 반세기가 흐른 오늘날에도 여전히 음악이 선사할 수 있는 가장 순수한 낙관과 환희의 에너지를 간직한 채, 전 세계 애호가들의 가슴을 따스하게 물들이고 있습니다.</w:t>
       </w:r>
     </w:p>
     <w:p>
       <w:pPr>
-        <w:spacing w:line="312" w:lineRule="auto" w:after="120"/>
+        <w:spacing w:line="324" w:lineRule="auto" w:before="200" w:after="80"/>
       </w:pPr>
+      <w:r>
+        <w:rPr w:rFonts="맑은 고딕">
+          <w:rFonts w:ascii="맑은 고딕" w:hAnsi="맑은 고딕" w:eastAsia="맑은 고딕"/>
+          <w:b/>
+          <w:color w:val="1E3A8A"/>
+          <w:sz w:val="24"/>
+        </w:rPr>
+        <w:t>1. 음반 데이터</w:t>
+      </w:r>
+    </w:p>
+    <w:p>
+      <w:pPr>
+        <w:spacing w:line="324" w:lineRule="auto" w:after="80"/>
+      </w:pPr>
+      <w:r>
+        <w:rPr w:rFonts="맑은 고딕">
+          <w:rFonts w:ascii="맑은 고딕" w:hAnsi="맑은 고딕" w:eastAsia="맑은 고딕"/>
+          <w:b w:val="0"/>
+          <w:color w:val="6B7280"/>
+          <w:sz w:val="21"/>
+        </w:rPr>
+        <w:t xml:space="preserve">· </w:t>
+      </w:r>
+      <w:r>
+        <w:rPr w:rFonts="맑은 고딕">
+          <w:rFonts w:ascii="맑은 고딕" w:hAnsi="맑은 고딕" w:eastAsia="맑은 고딕"/>
+          <w:b/>
+          <w:color w:val="1F2937"/>
+          <w:sz w:val="21"/>
+        </w:rPr>
+        <w:t xml:space="preserve">앨범명: </w:t>
+      </w:r>
       <w:r>
         <w:rPr w:rFonts="맑은 고딕">
           <w:rFonts w:ascii="맑은 고딕" w:hAnsi="맑은 고딕" w:eastAsia="맑은 고딕"/>
           <w:b w:val="0"/>
           <w:sz w:val="21"/>
         </w:rPr>
-        <w:t>앨범의 포문을 열며 세계적인 대히트를 기록한 동명의 타이틀곡 'Love Is in the Air'는 웅장한 오케스트라 스트링과 경쾌한 디스코 비트, 그리고 존 폴 영 특유의 매력적인 보컬이 완벽한 조화를 이루는 명곡입니다. 사랑에 빠진 순간의 설렘을 공기처럼 번져나가는 선율로 표현해 낸 이 곡은 훗날 영화 &lt;스트릭틀리 볼룸(Strictly Ballroom)&gt;에 삽입되는 등 시대를 초월하여 사랑받는 팝 클래식으로 자리 잡았습니다.</w:t>
+        <w:t>Love Is in the Air</w:t>
       </w:r>
     </w:p>
     <w:p>
       <w:pPr>
-        <w:spacing w:line="312" w:lineRule="auto" w:after="120"/>
+        <w:spacing w:line="324" w:lineRule="auto" w:after="80"/>
       </w:pPr>
+      <w:r>
+        <w:rPr w:rFonts="맑은 고딕">
+          <w:rFonts w:ascii="맑은 고딕" w:hAnsi="맑은 고딕" w:eastAsia="맑은 고딕"/>
+          <w:b w:val="0"/>
+          <w:color w:val="6B7280"/>
+          <w:sz w:val="21"/>
+        </w:rPr>
+        <w:t xml:space="preserve">· </w:t>
+      </w:r>
+      <w:r>
+        <w:rPr w:rFonts="맑은 고딕">
+          <w:rFonts w:ascii="맑은 고딕" w:hAnsi="맑은 고딕" w:eastAsia="맑은 고딕"/>
+          <w:b/>
+          <w:color w:val="1F2937"/>
+          <w:sz w:val="21"/>
+        </w:rPr>
+        <w:t xml:space="preserve">아티스트: </w:t>
+      </w:r>
       <w:r>
         <w:rPr w:rFonts="맑은 고딕">
           <w:rFonts w:ascii="맑은 고딕" w:hAnsi="맑은 고딕" w:eastAsia="맑은 고딕"/>
           <w:b w:val="0"/>
           <w:sz w:val="21"/>
         </w:rPr>
-        <w:t>타이틀곡 외에도 앨범에 수록된 수작들은 디스코 시대의 다양성을 보여줍니다. 유로 디스코의 세련된 신시사이저 사운드와 신비로운 분위기가 돋보이는 'Standing in the Rain'은 유럽 차트를 석권하며 존 폴 영의 음악적 스펙트럼을 증명했습니다. 또한 'Fool in Love'나 'Where the Action Is' 같은 트랙에서는 팝 록 특유의 에너제틱한 리듬과 중독성 있는 멜로디 라인이 조화를 이루어, 앨범 전체를 지루함 없이 세련되게 끌고 나갑니다.</w:t>
+        <w:t>John Paul Young (존 폴 영)</w:t>
       </w:r>
     </w:p>
     <w:p>
       <w:pPr>
-        <w:spacing w:line="312" w:lineRule="auto" w:after="120"/>
+        <w:spacing w:line="324" w:lineRule="auto" w:after="80"/>
       </w:pPr>
+      <w:r>
+        <w:rPr w:rFonts="맑은 고딕">
+          <w:rFonts w:ascii="맑은 고딕" w:hAnsi="맑은 고딕" w:eastAsia="맑은 고딕"/>
+          <w:b w:val="0"/>
+          <w:color w:val="6B7280"/>
+          <w:sz w:val="21"/>
+        </w:rPr>
+        <w:t xml:space="preserve">· </w:t>
+      </w:r>
+      <w:r>
+        <w:rPr w:rFonts="맑은 고딕">
+          <w:rFonts w:ascii="맑은 고딕" w:hAnsi="맑은 고딕" w:eastAsia="맑은 고딕"/>
+          <w:b/>
+          <w:color w:val="1F2937"/>
+          <w:sz w:val="21"/>
+        </w:rPr>
+        <w:t xml:space="preserve">발매 정보: </w:t>
+      </w:r>
       <w:r>
         <w:rPr w:rFonts="맑은 고딕">
           <w:rFonts w:ascii="맑은 고딕" w:hAnsi="맑은 고딕" w:eastAsia="맑은 고딕"/>
           <w:b w:val="0"/>
           <w:sz w:val="21"/>
         </w:rPr>
-        <w:t>아날로그 LP로 감상하는 이 음반은 70년대 후반의 풍성한 오케스트레이션과 묵직한 디스코 베이스 라인을 더욱 따뜻하고 입체감 있게 전달합니다. 존 폴 영의 감 감적이면서도 힘 있는 음색과 반다 앤 영 콤비의 미학적인 사운드 메이킹이 선사하는 감동은 턴테이블의 바늘을 올리는 순간 청자를 화려하고 로맨틱했던 1970년대 음악의 황금기로 안내할 것입니다.</w:t>
+        <w:t>1978년 호주의 전설적인 앨버트 프로덕션(Albert Productions) 및 글로벌 레이블들을 통해 발매된 존 폴 영의 네 번째 정규 스튜디오 앨범으로, 팝과 디스코, 소프트 록의 미학적 조화를 완성도 높게 일궈낸 역사적 작품입니다.</w:t>
+      </w:r>
+    </w:p>
+    <w:p>
+      <w:pPr>
+        <w:spacing w:line="324" w:lineRule="auto" w:after="80"/>
+      </w:pPr>
+      <w:r>
+        <w:rPr w:rFonts="맑은 고딕">
+          <w:rFonts w:ascii="맑은 고딕" w:hAnsi="맑은 고딕" w:eastAsia="맑은 고딕"/>
+          <w:b w:val="0"/>
+          <w:color w:val="6B7280"/>
+          <w:sz w:val="21"/>
+        </w:rPr>
+        <w:t xml:space="preserve">· </w:t>
+      </w:r>
+      <w:r>
+        <w:rPr w:rFonts="맑은 고딕">
+          <w:rFonts w:ascii="맑은 고딕" w:hAnsi="맑은 고딕" w:eastAsia="맑은 고딕"/>
+          <w:b/>
+          <w:color w:val="1F2937"/>
+          <w:sz w:val="21"/>
+        </w:rPr>
+        <w:t xml:space="preserve">LP 인기도(판매량): </w:t>
+      </w:r>
+      <w:r>
+        <w:rPr w:rFonts="맑은 고딕">
+          <w:rFonts w:ascii="맑은 고딕" w:hAnsi="맑은 고딕" w:eastAsia="맑은 고딕"/>
+          <w:b w:val="0"/>
+          <w:sz w:val="21"/>
+        </w:rPr>
+        <w:t>동명의 타이틀곡이 미국 빌보드 핫 100 차트 7위, 영국 오피셜 싱글 차트 5위를 비롯해 독일, 남아프리카공화국, 호주 등 전 세계 차트 최상위권을 휩쓸며 밀리언셀러를 기록했고, 앨범 역시 전 세계적으로 경이로운 판매고를 올렸습니다.</w:t>
+      </w:r>
+    </w:p>
+    <w:p>
+      <w:pPr>
+        <w:spacing w:line="324" w:lineRule="auto" w:after="80"/>
+      </w:pPr>
+      <w:r>
+        <w:rPr w:rFonts="맑은 고딕">
+          <w:rFonts w:ascii="맑은 고딕" w:hAnsi="맑은 고딕" w:eastAsia="맑은 고딕"/>
+          <w:b w:val="0"/>
+          <w:color w:val="6B7280"/>
+          <w:sz w:val="21"/>
+        </w:rPr>
+        <w:t xml:space="preserve">· </w:t>
+      </w:r>
+      <w:r>
+        <w:rPr w:rFonts="맑은 고딕">
+          <w:rFonts w:ascii="맑은 고딕" w:hAnsi="맑은 고딕" w:eastAsia="맑은 고딕"/>
+          <w:b/>
+          <w:color w:val="1F2937"/>
+          <w:sz w:val="21"/>
+        </w:rPr>
+        <w:t xml:space="preserve">각종 수상경력: </w:t>
+      </w:r>
+      <w:r>
+        <w:rPr w:rFonts="맑은 고딕">
+          <w:rFonts w:ascii="맑은 고딕" w:hAnsi="맑은 고딕" w:eastAsia="맑은 고딕"/>
+          <w:b w:val="0"/>
+          <w:sz w:val="21"/>
+        </w:rPr>
+        <w:t>호주 TV 위크 킹 오브 팝(King of Pop) 어워즈 수상 및 APRA(호주공연권협회) 뮤직 어워즈에서 '해외에서 가장 많이 연주된 호주 음악상'을 수상하였으며, 훗날 아티스트가 호주 음반산업협회(ARIA) 명예의 전당에 헌액되는 데 결정적 기여를 하였습니다.</w:t>
+      </w:r>
+    </w:p>
+    <w:p>
+      <w:pPr>
+        <w:spacing w:line="324" w:lineRule="auto" w:before="200" w:after="80"/>
+      </w:pPr>
+      <w:r>
+        <w:rPr w:rFonts="맑은 고딕">
+          <w:rFonts w:ascii="맑은 고딕" w:hAnsi="맑은 고딕" w:eastAsia="맑은 고딕"/>
+          <w:b/>
+          <w:color w:val="1E3A8A"/>
+          <w:sz w:val="24"/>
+        </w:rPr>
+        <w:t>2. 아티스트 정보</w:t>
+      </w:r>
+    </w:p>
+    <w:p>
+      <w:pPr>
+        <w:spacing w:line="324" w:lineRule="auto" w:after="80"/>
+      </w:pPr>
+      <w:r>
+        <w:rPr w:rFonts="맑은 고딕">
+          <w:rFonts w:ascii="맑은 고딕" w:hAnsi="맑은 고딕" w:eastAsia="맑은 고딕"/>
+          <w:b w:val="0"/>
+          <w:color w:val="6B7280"/>
+          <w:sz w:val="21"/>
+        </w:rPr>
+        <w:t xml:space="preserve">· </w:t>
+      </w:r>
+      <w:r>
+        <w:rPr w:rFonts="맑은 고딕">
+          <w:rFonts w:ascii="맑은 고딕" w:hAnsi="맑은 고딕" w:eastAsia="맑은 고딕"/>
+          <w:b/>
+          <w:color w:val="1F2937"/>
+          <w:sz w:val="21"/>
+        </w:rPr>
+        <w:t xml:space="preserve">국적: </w:t>
+      </w:r>
+      <w:r>
+        <w:rPr w:rFonts="맑은 고딕">
+          <w:rFonts w:ascii="맑은 고딕" w:hAnsi="맑은 고딕" w:eastAsia="맑은 고딕"/>
+          <w:b w:val="0"/>
+          <w:sz w:val="21"/>
+        </w:rPr>
+        <w:t>스코틀랜드 출생, 호주 (Australia)</w:t>
+      </w:r>
+    </w:p>
+    <w:p>
+      <w:pPr>
+        <w:spacing w:line="324" w:lineRule="auto" w:after="80"/>
+      </w:pPr>
+      <w:r>
+        <w:rPr w:rFonts="맑은 고딕">
+          <w:rFonts w:ascii="맑은 고딕" w:hAnsi="맑은 고딕" w:eastAsia="맑은 고딕"/>
+          <w:b w:val="0"/>
+          <w:color w:val="6B7280"/>
+          <w:sz w:val="21"/>
+        </w:rPr>
+        <w:t xml:space="preserve">· </w:t>
+      </w:r>
+      <w:r>
+        <w:rPr w:rFonts="맑은 고딕">
+          <w:rFonts w:ascii="맑은 고딕" w:hAnsi="맑은 고딕" w:eastAsia="맑은 고딕"/>
+          <w:b/>
+          <w:color w:val="1F2937"/>
+          <w:sz w:val="21"/>
+        </w:rPr>
+        <w:t xml:space="preserve">생몰년도: </w:t>
+      </w:r>
+      <w:r>
+        <w:rPr w:rFonts="맑은 고딕">
+          <w:rFonts w:ascii="맑은 고딕" w:hAnsi="맑은 고딕" w:eastAsia="맑은 고딕"/>
+          <w:b w:val="0"/>
+          <w:sz w:val="21"/>
+        </w:rPr>
+        <w:t>1950년 4월 13일 출생</w:t>
+      </w:r>
+    </w:p>
+    <w:p>
+      <w:pPr>
+        <w:spacing w:line="324" w:lineRule="auto" w:after="80"/>
+      </w:pPr>
+      <w:r>
+        <w:rPr w:rFonts="맑은 고딕">
+          <w:rFonts w:ascii="맑은 고딕" w:hAnsi="맑은 고딕" w:eastAsia="맑은 고딕"/>
+          <w:b w:val="0"/>
+          <w:color w:val="6B7280"/>
+          <w:sz w:val="21"/>
+        </w:rPr>
+        <w:t xml:space="preserve">· </w:t>
+      </w:r>
+      <w:r>
+        <w:rPr w:rFonts="맑은 고딕">
+          <w:rFonts w:ascii="맑은 고딕" w:hAnsi="맑은 고딕" w:eastAsia="맑은 고딕"/>
+          <w:b/>
+          <w:color w:val="1F2937"/>
+          <w:sz w:val="21"/>
+        </w:rPr>
+        <w:t xml:space="preserve">그룹 소속: </w:t>
+      </w:r>
+      <w:r>
+        <w:rPr w:rFonts="맑은 고딕">
+          <w:rFonts w:ascii="맑은 고딕" w:hAnsi="맑은 고딕" w:eastAsia="맑은 고딕"/>
+          <w:b w:val="0"/>
+          <w:sz w:val="21"/>
+        </w:rPr>
+        <w:t>솔로 (Solo)</w:t>
+      </w:r>
+    </w:p>
+    <w:p>
+      <w:pPr>
+        <w:spacing w:line="324" w:lineRule="auto" w:after="80"/>
+      </w:pPr>
+      <w:r>
+        <w:rPr w:rFonts="맑은 고딕">
+          <w:rFonts w:ascii="맑은 고딕" w:hAnsi="맑은 고딕" w:eastAsia="맑은 고딕"/>
+          <w:b w:val="0"/>
+          <w:color w:val="6B7280"/>
+          <w:sz w:val="21"/>
+        </w:rPr>
+        <w:t xml:space="preserve">· </w:t>
+      </w:r>
+      <w:r>
+        <w:rPr w:rFonts="맑은 고딕">
+          <w:rFonts w:ascii="맑은 고딕" w:hAnsi="맑은 고딕" w:eastAsia="맑은 고딕"/>
+          <w:b/>
+          <w:color w:val="1F2937"/>
+          <w:sz w:val="21"/>
+        </w:rPr>
+        <w:t xml:space="preserve">아티스트 소개: </w:t>
+      </w:r>
+      <w:r>
+        <w:rPr w:rFonts="맑은 고딕">
+          <w:rFonts w:ascii="맑은 고딕" w:hAnsi="맑은 고딕" w:eastAsia="맑은 고딕"/>
+          <w:b w:val="0"/>
+          <w:sz w:val="21"/>
+        </w:rPr>
+        <w:t>스코틀랜드 글래스고에서 태어나 호주 시드니로 이주한 존 폴 영은 맑고 시원한 고음과 섬세한 감정 표현력을 겸비하여 1970년대 팝 음악계를 풍미한 보컬리스트입니다. 전설적인 록 밴드 이지비츠(The Easybeats) 출신의 반다 앤 영(Vanda &amp; Young)과 완벽한 파트너십을 이루며 호주 팝 음악을 영미 팝의 주류 무대 중심으로 끌어올린 선구자적 위상을 지니고 있습니다.</w:t>
+      </w:r>
+    </w:p>
+    <w:p>
+      <w:pPr>
+        <w:spacing w:line="324" w:lineRule="auto" w:before="200" w:after="80"/>
+      </w:pPr>
+      <w:r>
+        <w:rPr w:rFonts="맑은 고딕">
+          <w:rFonts w:ascii="맑은 고딕" w:hAnsi="맑은 고딕" w:eastAsia="맑은 고딕"/>
+          <w:b/>
+          <w:color w:val="1E3A8A"/>
+          <w:sz w:val="24"/>
+        </w:rPr>
+        <w:t>3. 음반 상세 분석</w:t>
+      </w:r>
+    </w:p>
+    <w:p>
+      <w:pPr>
+        <w:spacing w:line="324" w:lineRule="auto" w:after="80"/>
+      </w:pPr>
+      <w:r>
+        <w:rPr w:rFonts="맑은 고딕">
+          <w:rFonts w:ascii="맑은 고딕" w:hAnsi="맑은 고딕" w:eastAsia="맑은 고딕"/>
+          <w:b w:val="0"/>
+          <w:color w:val="6B7280"/>
+          <w:sz w:val="21"/>
+        </w:rPr>
+        <w:t xml:space="preserve">· </w:t>
+      </w:r>
+      <w:r>
+        <w:rPr w:rFonts="맑은 고딕">
+          <w:rFonts w:ascii="맑은 고딕" w:hAnsi="맑은 고딕" w:eastAsia="맑은 고딕"/>
+          <w:b/>
+          <w:color w:val="1F2937"/>
+          <w:sz w:val="21"/>
+        </w:rPr>
+        <w:t xml:space="preserve">역사적 위치: </w:t>
+      </w:r>
+      <w:r>
+        <w:rPr w:rFonts="맑은 고딕">
+          <w:rFonts w:ascii="맑은 고딕" w:hAnsi="맑은 고딕" w:eastAsia="맑은 고딕"/>
+          <w:b w:val="0"/>
+          <w:sz w:val="21"/>
+        </w:rPr>
+        <w:t>본 작은 1970년대 말 전 세계를 강타했던 디스코 열풍의 최전선에서, 자극적인 댄스 비트에만 머무르지 않고 세련된 팝 멜로디와 서정적인 편곡을 결합하여 팝 음악의 품격을 한 단계 끌어올린 걸작으로 평가받습니다. 팝의 대중성과 오케스트랄 팝의 클래식한 우아함을 이상적으로 양립시켜 대중음악사에서 가장 찬란했던 한 시대를 증언하는 이정표로 남아 있습니다.</w:t>
+      </w:r>
+    </w:p>
+    <w:p>
+      <w:pPr>
+        <w:spacing w:line="324" w:lineRule="auto" w:after="80"/>
+      </w:pPr>
+      <w:r>
+        <w:rPr w:rFonts="맑은 고딕">
+          <w:rFonts w:ascii="맑은 고딕" w:hAnsi="맑은 고딕" w:eastAsia="맑은 고딕"/>
+          <w:b w:val="0"/>
+          <w:color w:val="6B7280"/>
+          <w:sz w:val="21"/>
+        </w:rPr>
+        <w:t xml:space="preserve">· </w:t>
+      </w:r>
+      <w:r>
+        <w:rPr w:rFonts="맑은 고딕">
+          <w:rFonts w:ascii="맑은 고딕" w:hAnsi="맑은 고딕" w:eastAsia="맑은 고딕"/>
+          <w:b/>
+          <w:color w:val="1F2937"/>
+          <w:sz w:val="21"/>
+        </w:rPr>
+        <w:t xml:space="preserve">시대의 흔적(스토리텔링): </w:t>
+      </w:r>
+      <w:r>
+        <w:rPr w:rFonts="맑은 고딕">
+          <w:rFonts w:ascii="맑은 고딕" w:hAnsi="맑은 고딕" w:eastAsia="맑은 고딕"/>
+          <w:b w:val="0"/>
+          <w:sz w:val="21"/>
+        </w:rPr>
+        <w:t>1970년대 후반의 청춘들은 복잡한 사회적 격변 속에서도 주말이면 미러볼 아래 모여 순수한 낭만과 해방감을 공유했습니다. 이 앨범은 그 시절 플로어를 가득 채웠던 따뜻한 공기와 청춘들의 두근거리는 고동을 고스란히 간직하고 있으며, 훗날 바즈 루어만 감독의 영화 &lt;댄싱 히어로(Strictly Ballroom)&gt;를 통해 재조명되었듯 시대를 불문하고 인간 본연의 사랑과 생의 찬미를 일깨워 줍니다.</w:t>
+      </w:r>
+    </w:p>
+    <w:p>
+      <w:pPr>
+        <w:spacing w:line="324" w:lineRule="auto" w:before="200" w:after="80"/>
+      </w:pPr>
+      <w:r>
+        <w:rPr w:rFonts="맑은 고딕">
+          <w:rFonts w:ascii="맑은 고딕" w:hAnsi="맑은 고딕" w:eastAsia="맑은 고딕"/>
+          <w:b/>
+          <w:color w:val="1E3A8A"/>
+          <w:sz w:val="24"/>
+        </w:rPr>
+        <w:t>4. 주요 수록곡 및 감상 제언</w:t>
+      </w:r>
+    </w:p>
+    <w:p>
+      <w:pPr>
+        <w:spacing w:line="324" w:lineRule="auto" w:after="80"/>
+      </w:pPr>
+      <w:r>
+        <w:rPr w:rFonts="맑은 고딕">
+          <w:rFonts w:ascii="맑은 고딕" w:hAnsi="맑은 고딕" w:eastAsia="맑은 고딕"/>
+          <w:b w:val="0"/>
+          <w:color w:val="6B7280"/>
+          <w:sz w:val="21"/>
+        </w:rPr>
+        <w:t xml:space="preserve">· </w:t>
+      </w:r>
+      <w:r>
+        <w:rPr w:rFonts="맑은 고딕">
+          <w:rFonts w:ascii="맑은 고딕" w:hAnsi="맑은 고딕" w:eastAsia="맑은 고딕"/>
+          <w:b/>
+          <w:color w:val="1F2937"/>
+          <w:sz w:val="21"/>
+        </w:rPr>
+        <w:t xml:space="preserve">주요 수록곡 특징: </w:t>
+      </w:r>
+      <w:r>
+        <w:rPr w:rFonts="맑은 고딕">
+          <w:rFonts w:ascii="맑은 고딕" w:hAnsi="맑은 고딕" w:eastAsia="맑은 고딕"/>
+          <w:b w:val="0"/>
+          <w:sz w:val="21"/>
+        </w:rPr>
+        <w:t>심장을 뛰게 하는 매혹적인 인트로와 함께 우아한 현악 선율이 일렁이는 타이틀곡 'Love Is in the Air'는 밝은 멜로디 이면에 스며있는 서정미가 일품인 불멸의 클래식입니다. 아울러 드라마틱한 곡 전개가 돋보이는 'The Day That My Heart Caught Fire'와 감각적인 소프트 록 감성의 수록곡들은 존 폴 영의 유려한 가창력과 풍성한 앙상블을 고르게 드러내며 앨범 전체의 뛰어난 음악적 통일성을 완성합니다.</w:t>
+      </w:r>
+    </w:p>
+    <w:p>
+      <w:pPr>
+        <w:spacing w:line="324" w:lineRule="auto" w:after="80"/>
+      </w:pPr>
+      <w:r>
+        <w:rPr w:rFonts="맑은 고딕">
+          <w:rFonts w:ascii="맑은 고딕" w:hAnsi="맑은 고딕" w:eastAsia="맑은 고딕"/>
+          <w:b w:val="0"/>
+          <w:color w:val="6B7280"/>
+          <w:sz w:val="21"/>
+        </w:rPr>
+        <w:t xml:space="preserve">· </w:t>
+      </w:r>
+      <w:r>
+        <w:rPr w:rFonts="맑은 고딕">
+          <w:rFonts w:ascii="맑은 고딕" w:hAnsi="맑은 고딕" w:eastAsia="맑은 고딕"/>
+          <w:b/>
+          <w:color w:val="1F2937"/>
+          <w:sz w:val="21"/>
+        </w:rPr>
+        <w:t xml:space="preserve">빈티지 감상 제언: </w:t>
+      </w:r>
+      <w:r>
+        <w:rPr w:rFonts="맑은 고딕">
+          <w:rFonts w:ascii="맑은 고딕" w:hAnsi="맑은 고딕" w:eastAsia="맑은 고딕"/>
+          <w:b w:val="0"/>
+          <w:sz w:val="21"/>
+        </w:rPr>
+        <w:t>턴테이블의 카트리지가 소리골에 안착할 때 전해지는 미세한 마찰음과 아날로그 특유의 두터운 중저역은 디지털 음원에서는 느낄 수 없는 각별한 온도를 품고 있습니다. 진공관 앰프를 통해 감상할 경우, 브라스 세션의 화려한 광채와 풍성하게 덧입혀진 스트링 세션이 공간을 둥글게 감싸 안으며, 마치 1978년의 따스한 햇살이 비치는 음악 감상실 한가운데 머무는 듯한 입체적인 음향적 쾌감을 선사합니다.</w:t>
+      </w:r>
+    </w:p>
+    <w:p>
+      <w:pPr>
+        <w:spacing w:line="324" w:lineRule="auto" w:after="80"/>
+      </w:pPr>
+      <w:r>
+        <w:rPr w:rFonts="맑은 고딕">
+          <w:rFonts w:ascii="맑은 고딕" w:hAnsi="맑은 고딕" w:eastAsia="맑은 고딕"/>
+          <w:b w:val="0"/>
+          <w:color w:val="6B7280"/>
+          <w:sz w:val="21"/>
+        </w:rPr>
+        <w:t xml:space="preserve">· </w:t>
+      </w:r>
+      <w:r>
+        <w:rPr w:rFonts="맑은 고딕">
+          <w:rFonts w:ascii="맑은 고딕" w:hAnsi="맑은 고딕" w:eastAsia="맑은 고딕"/>
+          <w:b/>
+          <w:color w:val="1F2937"/>
+          <w:sz w:val="21"/>
+        </w:rPr>
+        <w:t xml:space="preserve">소장 가치: </w:t>
+      </w:r>
+      <w:r>
+        <w:rPr w:rFonts="맑은 고딕">
+          <w:rFonts w:ascii="맑은 고딕" w:hAnsi="맑은 고딕" w:eastAsia="맑은 고딕"/>
+          <w:b w:val="0"/>
+          <w:sz w:val="21"/>
+        </w:rPr>
+        <w:t>호주 팝의 황금기를 대표하는 상징적인 명반일 뿐만 아니라, 아날로그 레코딩 기술의 정수가 담긴 오리지널 LP 사운드를 만끽할 수 있다는 점에서 바이닐 애호가와 팝 컬렉터 모두의 음반장에 반드시 자리해야 할 높은 소장 가치를 지닙니다.</w:t>
+      </w:r>
+    </w:p>
+    <w:p>
+      <w:pPr>
+        <w:spacing w:line="324" w:lineRule="auto" w:after="120" w:before="160"/>
+      </w:pPr>
+      <w:r>
+        <w:rPr w:rFonts="맑은 고딕">
+          <w:rFonts w:ascii="맑은 고딕" w:hAnsi="맑은 고딕" w:eastAsia="맑은 고딕"/>
+          <w:b/>
+          <w:color w:val="4338CA"/>
+          <w:sz w:val="21"/>
+        </w:rPr>
+        <w:t>이 음반을 통해 시대를 뛰어넘어 공기 중에 흩뿌려지는 순수한 사랑의 찬가와 아날로그 바이닐이 전해주는 감동을 다시 한번 경험해 보시는 것은 어떨까요?</w:t>
       </w:r>
     </w:p>
     <w:sectPr>
       <w:pgSz w:w="12240" w:h="15840"/>
-      <w:pgMar w:top="1440" w:right="1440" w:bottom="1440" w:left="1440" w:header="720" w:footer="720" w:gutter="0"/>
+      <w:pgMar w:top="1152" w:right="1296" w:bottom="1152" w:left="1296" w:header="720" w:footer="720" w:gutter="0"/>
       <w:cols w:space="720"/>
       <w:docGrid w:linePitch="360"/>
     </w:sectPr>

--- a/word_reports/LP_0191_위치_234_John Paul Young_Love Is i.docx
+++ b/word_reports/LP_0191_위치_234_John Paul Young_Love Is i.docx
@@ -32,7 +32,7 @@
     </w:p>
     <w:p>
       <w:pPr>
-        <w:spacing w:line="324" w:lineRule="auto" w:before="80" w:after="160"/>
+        <w:spacing w:line="324" w:lineRule="auto" w:before="80" w:after="120"/>
       </w:pPr>
       <w:r>
         <w:rPr w:rFonts="맑은 고딕">
@@ -42,13 +42,6 @@
           <w:sz w:val="22"/>
         </w:rPr>
         <w:t xml:space="preserve">[음반 소개] </w:t>
-      </w:r>
-      <w:r>
-        <w:rPr w:rFonts="맑은 고딕">
-          <w:rFonts w:ascii="맑은 고딕" w:hAnsi="맑은 고딕" w:eastAsia="맑은 고딕"/>
-          <w:b w:val="0"/>
-          <w:sz w:val="21"/>
-        </w:rPr>
       </w:r>
     </w:p>
     <w:p>
@@ -61,7 +54,33 @@
           <w:b w:val="0"/>
           <w:sz w:val="21"/>
         </w:rPr>
-        <w:t>1970년대 후반의 찬란한 노을빛을 품은 팝과 디스코의 황금기, 존 폴 영의 [Love Is in the Air]는 세대를 초월하여 사랑의 설렘을 영원히 박제해 둔 기념비적인 걸작입니다. 호주 팝 음악의 거장 프로듀서 콤비인 해리 반다와 조지 영의 유려한 조율 아래 탄생한 이 음반은 경쾌한 리듬 속에서도 결코 가볍지 않은 깊은 낭만과 온기를 뿜어냅니다. LP의 소리골을 타고 흐르는 풍성한 오케스트레이션과 청량하면서도 애수 어린 보컬은 지나간 청춘의 가장 아름다웠던 한 페이지를 눈앞에 아지랑이처럼 피워 올립니다. 반세기가 흐른 오늘날에도 여전히 음악이 선사할 수 있는 가장 순수한 낙관과 환희의 에너지를 간직한 채, 전 세계 애호가들의 가슴을 따스하게 물들이고 있습니다.</w:t>
+        <w:t>1970년대 후반의 대중음악계는 찬란한 디스코의 물결과 서정적인 팝 멜로디가 만나 전례 없는 축복의 순간을 빚어내던 황금기였습니다. 1978년 발표된 존 폴 영의 《Love Is in the Air》는 바로 그 눈부신 시대의 정점에서 탄생하여, 반세기에 가까운 세월이 흐른 지금까지도 꺼지지 않는 낭만의 불꽃으로 회자되는 불멸의 명반입니다. 당시 호주 록과 팝 씬의 신화적 프로듀서 콤비였던 해리 반다(Harry Vanda)와 조지 영(George Young)의 정교한 음악적 설계 아래, 존 폴 영은 단순한 댄스 플로어의 열기를 넘어 인간 본연의 벅찬 환희를 노래하는 위대한 메신저로 자리매김했습니다.</w:t>
+      </w:r>
+    </w:p>
+    <w:p>
+      <w:pPr>
+        <w:spacing w:line="324" w:lineRule="auto" w:after="120"/>
+      </w:pPr>
+      <w:r>
+        <w:rPr w:rFonts="맑은 고딕">
+          <w:rFonts w:ascii="맑은 고딕" w:hAnsi="맑은 고딕" w:eastAsia="맑은 고딕"/>
+          <w:b w:val="0"/>
+          <w:sz w:val="21"/>
+        </w:rPr>
+        <w:t>이 음반이 팝 음악사에 남긴 발자취는 실로 독보적입니다. 거칠고 기계적인 비트가 범람하던 디스코 광풍의 한가운데서, 본 작은 웅장하고 유려한 오케스트레이션과 따스한 어쿠스틱 악기들의 호흡을 바탕으로 가장 순수하고 서정적인 팝-디스코의 미학을 완성해 냈습니다. 타이틀곡 'Love Is in the Air'가 품은 전염성 강한 희망과 긍정의 에너지는 당시 냉전의 그늘과 경제적 불안에 짓눌려 있던 전 세계 청춘들의 마음을 단숨에 어루만졌으며, 국경과 언어를 초월한 찬란한 사랑의 송가로 떠올랐습니다.</w:t>
+      </w:r>
+    </w:p>
+    <w:p>
+      <w:pPr>
+        <w:spacing w:line="324" w:lineRule="auto" w:after="120"/>
+      </w:pPr>
+      <w:r>
+        <w:rPr w:rFonts="맑은 고딕">
+          <w:rFonts w:ascii="맑은 고딕" w:hAnsi="맑은 고딕" w:eastAsia="맑은 고딕"/>
+          <w:b w:val="0"/>
+          <w:sz w:val="21"/>
+        </w:rPr>
+        <w:t>존 폴 영이 전하고자 했던 예술적 철학은 명료하면서도 깊은 울림을 지닙니다. 그는 사랑이란 거창한 관념이 아닌, 숨 쉬는 공기 속에 언제나 스며들어 우리를 구원하는 일상의 기적임을 특유의 청량하고 호소력 짙은 음색으로 역설했습니다. 훗날 바즈 루어만 감독의 영화 《댄싱 히어로(Strictly Ballroom)》를 통해 다시금 전 세계를 매료시켰듯, 이 음반의 소릿골에 새겨진 선율들은 유행이라는 덧없는 모래톱을 넘어 세대를 이어 흐르는 생명력을 입증해 보였습니다. 턴테이블 위에서 피어오르는 존 폴 영의 목소리는 오늘날의 우리에게도 여전히 삶의 가장 아름다운 찬란함을 속삭여 줍니다.</w:t>
       </w:r>
     </w:p>
     <w:p>
@@ -168,7 +187,7 @@
           <w:b w:val="0"/>
           <w:sz w:val="21"/>
         </w:rPr>
-        <w:t>1978년 호주의 전설적인 앨버트 프로덕션(Albert Productions) 및 글로벌 레이블들을 통해 발매된 존 폴 영의 네 번째 정규 스튜디오 앨범으로, 팝과 디스코, 소프트 록의 미학적 조화를 완성도 높게 일궈낸 역사적 작품입니다.</w:t>
+        <w:t>1978년 호주의 전설적인 레이블 알버트 프로덕션(Albert Productions)을 통해 발매된 정규 앨범으로, 당대 최고의 명콤비 프로듀서 해리 반다와 조지 영이 제작 전반을 지휘하며 완성한 팝-디스코의 기념비적 명반입니다.</w:t>
       </w:r>
     </w:p>
     <w:p>
@@ -199,7 +218,7 @@
           <w:b w:val="0"/>
           <w:sz w:val="21"/>
         </w:rPr>
-        <w:t>동명의 타이틀곡이 미국 빌보드 핫 100 차트 7위, 영국 오피셜 싱글 차트 5위를 비롯해 독일, 남아프리카공화국, 호주 등 전 세계 차트 최상위권을 휩쓸며 밀리언셀러를 기록했고, 앨범 역시 전 세계적으로 경이로운 판매고를 올렸습니다.</w:t>
+        <w:t>동명의 타이틀곡이 호주 싱글 차트 3위, 영국 싱글 차트 5위, 미국 빌보드 핫 100 차트 7위를 기록하는 등 전 세계적인 메가 히트를 기록하였으며, 앨범 역시 다국적 골드 및 플래티넘 인증을 획득하며 상업적 대성공을 거두었습니다.</w:t>
       </w:r>
     </w:p>
     <w:p>
@@ -230,7 +249,7 @@
           <w:b w:val="0"/>
           <w:sz w:val="21"/>
         </w:rPr>
-        <w:t>호주 TV 위크 킹 오브 팝(King of Pop) 어워즈 수상 및 APRA(호주공연권협회) 뮤직 어워즈에서 '해외에서 가장 많이 연주된 호주 음악상'을 수상하였으며, 훗날 아티스트가 호주 음반산업협회(ARIA) 명예의 전당에 헌액되는 데 결정적 기여를 하였습니다.</w:t>
+        <w:t>호주 대중음악의 발전에 기여한 공로로 2009년 호주 음반산업협회(ARIA) 명예의 전당(Hall of Fame)에 헌액되었으며, 당대 호주 팝 음악계의 최고 영예인 '킹 오브 팝(King of Pop)' 시상식에서 수년간 최정상 아티스트로 공인받았습니다.</w:t>
       </w:r>
     </w:p>
     <w:p>
@@ -275,7 +294,7 @@
           <w:b w:val="0"/>
           <w:sz w:val="21"/>
         </w:rPr>
-        <w:t>스코틀랜드 출생, 호주 (Australia)</w:t>
+        <w:t>호주 (스코틀랜드 출생)</w:t>
       </w:r>
     </w:p>
     <w:p>
@@ -306,7 +325,7 @@
           <w:b w:val="0"/>
           <w:sz w:val="21"/>
         </w:rPr>
-        <w:t>1950년 4월 13일 출생</w:t>
+        <w:t>1950년 6월 21일 ~ 현재</w:t>
       </w:r>
     </w:p>
     <w:p>
@@ -368,7 +387,7 @@
           <w:b w:val="0"/>
           <w:sz w:val="21"/>
         </w:rPr>
-        <w:t>스코틀랜드 글래스고에서 태어나 호주 시드니로 이주한 존 폴 영은 맑고 시원한 고음과 섬세한 감정 표현력을 겸비하여 1970년대 팝 음악계를 풍미한 보컬리스트입니다. 전설적인 록 밴드 이지비츠(The Easybeats) 출신의 반다 앤 영(Vanda &amp; Young)과 완벽한 파트너십을 이루며 호주 팝 음악을 영미 팝의 주류 무대 중심으로 끌어올린 선구자적 위상을 지니고 있습니다.</w:t>
+        <w:t>스코틀랜드 글래스고에서 태어나 호주로 이주한 존 폴 영은 맑고 투명하면서도 힘 있는 미성과 뛰어난 감수성을 지닌 호주 팝 역사의 독보적인 보컬리스트입니다. 반다 앤 영과의 긴밀한 음악적 결합을 통해 호주 로컬 씬을 넘어 세계 팝 시장을 매료시켰으며, 록과 디스코, 정통 팝 발라드를 아우르는 탁월한 가창력으로 호주 대중음악의 세계화를 이끈 선구자로 평가받습니다.</w:t>
       </w:r>
     </w:p>
     <w:p>
@@ -413,7 +432,7 @@
           <w:b w:val="0"/>
           <w:sz w:val="21"/>
         </w:rPr>
-        <w:t>본 작은 1970년대 말 전 세계를 강타했던 디스코 열풍의 최전선에서, 자극적인 댄스 비트에만 머무르지 않고 세련된 팝 멜로디와 서정적인 편곡을 결합하여 팝 음악의 품격을 한 단계 끌어올린 걸작으로 평가받습니다. 팝의 대중성과 오케스트랄 팝의 클래식한 우아함을 이상적으로 양립시켜 대중음악사에서 가장 찬란했던 한 시대를 증언하는 이정표로 남아 있습니다.</w:t>
+        <w:t>1970년대 후반 디스코 사운드가 도달할 수 있었던 서정적 완성도의 정점을 보여주는 작품입니다. 화려한 브라스와 풍성한 스트링 세션, 그리고 탄탄한 팝 멜로디의 결합을 통해 댄스 팝을 감상용 클래식 팝의 경지로 끌어올린 걸작으로 음악사적 가치를 지닙니다.</w:t>
       </w:r>
     </w:p>
     <w:p>
@@ -444,7 +463,7 @@
           <w:b w:val="0"/>
           <w:sz w:val="21"/>
         </w:rPr>
-        <w:t>1970년대 후반의 청춘들은 복잡한 사회적 격변 속에서도 주말이면 미러볼 아래 모여 순수한 낭만과 해방감을 공유했습니다. 이 앨범은 그 시절 플로어를 가득 채웠던 따뜻한 공기와 청춘들의 두근거리는 고동을 고스란히 간직하고 있으며, 훗날 바즈 루어만 감독의 영화 &lt;댄싱 히어로(Strictly Ballroom)&gt;를 통해 재조명되었듯 시대를 불문하고 인간 본연의 사랑과 생의 찬미를 일깨워 줍니다.</w:t>
+        <w:t>1970년대 말의 낭만과 자유로움, 그리고 사랑의 열병에 빠진 청춘들의 설렘이 앨범 전체를 관통합니다. 미러볼의 찬란한 불빛과 카세트 라디오에서 흘러나오는 멜로디에 기대어 순수한 감정을 나누던 그 시절 댄스홀과 거리의 정서가 LP 특유의 따스한 아날로그 사운드 속에 고스란히 봉인되어 있습니다.</w:t>
       </w:r>
     </w:p>
     <w:p>
@@ -489,7 +508,7 @@
           <w:b w:val="0"/>
           <w:sz w:val="21"/>
         </w:rPr>
-        <w:t>심장을 뛰게 하는 매혹적인 인트로와 함께 우아한 현악 선율이 일렁이는 타이틀곡 'Love Is in the Air'는 밝은 멜로디 이면에 스며있는 서정미가 일품인 불멸의 클래식입니다. 아울러 드라마틱한 곡 전개가 돋보이는 'The Day That My Heart Caught Fire'와 감각적인 소프트 록 감성의 수록곡들은 존 폴 영의 유려한 가창력과 풍성한 앙상블을 고르게 드러내며 앨범 전체의 뛰어난 음악적 통일성을 완성합니다.</w:t>
+        <w:t>스트링 섹션의 극적인 도약과 잊을 수 없는 캐치한 멜로디가 조화를 이루는 영원한 앤섬 'Love Is in the Air'를 시작으로, 웅장한 비트와 우수 어린 멜로디가 돋보이는 유로 디스코 명작 'Standing in the Rain', 서정적인 발라드 감각이 돋보이는 'Lost in Your Love' 등 트랙마다 다채로운 감정의 결을 유려하게 담아내고 있습니다.</w:t>
       </w:r>
     </w:p>
     <w:p>
@@ -520,7 +539,7 @@
           <w:b w:val="0"/>
           <w:sz w:val="21"/>
         </w:rPr>
-        <w:t>턴테이블의 카트리지가 소리골에 안착할 때 전해지는 미세한 마찰음과 아날로그 특유의 두터운 중저역은 디지털 음원에서는 느낄 수 없는 각별한 온도를 품고 있습니다. 진공관 앰프를 통해 감상할 경우, 브라스 세션의 화려한 광채와 풍성하게 덧입혀진 스트링 세션이 공간을 둥글게 감싸 안으며, 마치 1978년의 따스한 햇살이 비치는 음악 감상실 한가운데 머무는 듯한 입체적인 음향적 쾌감을 선사합니다.</w:t>
+        <w:t>풍부한 현악 오케스트레이션과 탄력적인 아날로그 베이스 라인이 일품이므로, 중음역이 따뜻하고 질감이 풍성한 진공관 앰프 매칭을 권합니다. 턴테이블 카트리지가 소릿골을 지날 때 전해지는 입체적인 공간감과 존 폴 영의 생생한 숨결은 디지털 음원과는 비교할 수 없는 아날로그만의 온기와 감동을 안겨줍니다.</w:t>
       </w:r>
     </w:p>
     <w:p>
@@ -551,7 +570,7 @@
           <w:b w:val="0"/>
           <w:sz w:val="21"/>
         </w:rPr>
-        <w:t>호주 팝의 황금기를 대표하는 상징적인 명반일 뿐만 아니라, 아날로그 레코딩 기술의 정수가 담긴 오리지널 LP 사운드를 만끽할 수 있다는 점에서 바이닐 애호가와 팝 컬렉터 모두의 음반장에 반드시 자리해야 할 높은 소장 가치를 지닙니다.</w:t>
+        <w:t>시대를 풍미한 전설적인 팝 명곡의 오리지널 음향을 담고 있을 뿐 아니라, 1970년대 팝/디스코 황금기의 찬란한 노스탤지어를 완벽하게 소환해 주는 바이닐로서 오디오파일과 빈티지 팝 컬렉터 모두에게 대체 불가능한 소장 가치를 지닙니다.</w:t>
       </w:r>
     </w:p>
     <w:p>
@@ -565,7 +584,7 @@
           <w:color w:val="4338CA"/>
           <w:sz w:val="21"/>
         </w:rPr>
-        <w:t>이 음반을 통해 시대를 뛰어넘어 공기 중에 흩뿌려지는 순수한 사랑의 찬가와 아날로그 바이닐이 전해주는 감동을 다시 한번 경험해 보시는 것은 어떨까요?</w:t>
+        <w:t>이 음반을 통해 세월이 흘러도 변치 않는 낭만과 설렘이 전해주는 감동을 다시 한번 경험해 보시는 것은 어떨까요?</w:t>
       </w:r>
     </w:p>
     <w:sectPr>
